--- a/docs/informe_presencia_espana_congresos_informatica_2026_v2.docx
+++ b/docs/informe_presencia_espana_congresos_informatica_2026_v2.docx
@@ -209,13 +209,13 @@
         <w:rPr>
           <w:noProof/>
         </w:rPr>
-        <w:t>23 de Oc</w:t>
+        <w:t>23 de</w:t>
       </w:r>
       <w:r>
         <w:rPr>
           <w:noProof/>
         </w:rPr>
-        <w:t>tubre</w:t>
+        <w:t xml:space="preserve"> octubre</w:t>
       </w:r>
       <w:r>
         <w:rPr>

--- a/docs/informe_presencia_espana_congresos_informatica_2026_v2.docx
+++ b/docs/informe_presencia_espana_congresos_informatica_2026_v2.docx
@@ -194,37 +194,13 @@
         <w:rPr>
           <w:lang w:val="es-ES"/>
         </w:rPr>
-        <w:t xml:space="preserve"> de </w:t>
-      </w:r>
-      <w:r>
-        <w:fldChar w:fldCharType="begin"/>
-      </w:r>
-      <w:r>
-        <w:instrText xml:space="preserve"> SAVEDATE \@ "d' de 'MMMM' de 'yyyy" </w:instrText>
-      </w:r>
-      <w:r>
-        <w:fldChar w:fldCharType="separate"/>
-      </w:r>
-      <w:r>
-        <w:rPr>
-          <w:noProof/>
-        </w:rPr>
-        <w:t>23 de</w:t>
-      </w:r>
-      <w:r>
-        <w:rPr>
-          <w:noProof/>
-        </w:rPr>
-        <w:t xml:space="preserve"> octubre</w:t>
-      </w:r>
-      <w:r>
-        <w:rPr>
-          <w:noProof/>
-        </w:rPr>
-        <w:t xml:space="preserve"> de 2026</w:t>
-      </w:r>
-      <w:r>
-        <w:fldChar w:fldCharType="end"/>
+        <w:t xml:space="preserve"> de</w:t>
+      </w:r>
+      <w:r>
+        <w:rPr>
+          <w:lang w:val="es-ES"/>
+        </w:rPr>
+        <w:t xml:space="preserve"> 23 de octubre de 2026</w:t>
       </w:r>
       <w:r>
         <w:rPr>
